--- a/assets/COSC363 Assignment 1 Report.docx
+++ b/assets/COSC363 Assignment 1 Report.docx
@@ -466,6 +466,50 @@
     <w:p>
       <w:pPr>
         <w:pStyle w:val="Normal"/>
+        <w:rPr>
+          <w:b/>
+          <w:bCs/>
+          <w:i/>
+          <w:i/>
+          <w:iCs/>
+        </w:rPr>
+      </w:pPr>
+      <w:r>
+        <w:rPr>
+          <w:b/>
+          <w:bCs/>
+          <w:i/>
+          <w:iCs/>
+        </w:rPr>
+        <w:t>References</w:t>
+      </w:r>
+    </w:p>
+    <w:p>
+      <w:pPr>
+        <w:pStyle w:val="Title"/>
+        <w:rPr>
+          <w:b/>
+          <w:bCs/>
+          <w:i/>
+          <w:i/>
+          <w:iCs/>
+          <w:u w:val="single"/>
+        </w:rPr>
+      </w:pPr>
+      <w:r>
+        <w:rPr>
+          <w:b/>
+          <w:bCs/>
+          <w:i/>
+          <w:iCs/>
+          <w:u w:val="single"/>
+        </w:rPr>
+        <w:t>Do this</w:t>
+      </w:r>
+    </w:p>
+    <w:p>
+      <w:pPr>
+        <w:pStyle w:val="Normal"/>
         <w:rPr/>
       </w:pPr>
       <w:r>
@@ -484,23 +528,112 @@
     <w:p>
       <w:pPr>
         <w:pStyle w:val="Normal"/>
+        <w:rPr>
+          <w:b/>
+          <w:bCs/>
+          <w:i/>
+          <w:i/>
+          <w:iCs/>
+        </w:rPr>
+      </w:pPr>
+      <w:r>
+        <w:rPr>
+          <w:b/>
+          <w:bCs/>
+          <w:i/>
+          <w:iCs/>
+        </w:rPr>
+        <w:t>AI Declaration</w:t>
+      </w:r>
+    </w:p>
+    <w:p>
+      <w:pPr>
+        <w:pStyle w:val="Normal"/>
+        <w:rPr>
+          <w:b w:val="false"/>
+          <w:bCs w:val="false"/>
+          <w:i w:val="false"/>
+          <w:i w:val="false"/>
+          <w:iCs w:val="false"/>
+        </w:rPr>
+      </w:pPr>
+      <w:r>
+        <w:rPr>
+          <w:b w:val="false"/>
+          <w:bCs w:val="false"/>
+          <w:i w:val="false"/>
+          <w:iCs w:val="false"/>
+        </w:rPr>
+        <w:t>AI was not used in the creation of this project.</w:t>
+      </w:r>
+    </w:p>
+    <w:p>
+      <w:pPr>
+        <w:pStyle w:val="Normal"/>
+        <w:rPr>
+          <w:b/>
+          <w:bCs/>
+          <w:i/>
+          <w:i/>
+          <w:iCs/>
+        </w:rPr>
+      </w:pPr>
+      <w:r>
+        <w:rPr>
+          <w:b/>
+          <w:bCs/>
+          <w:i/>
+          <w:iCs/>
+        </w:rPr>
+        <w:t>Declaration</w:t>
+      </w:r>
+    </w:p>
+    <w:p>
+      <w:pPr>
+        <w:pStyle w:val="Normal"/>
         <w:rPr/>
       </w:pPr>
       <w:r>
         <w:rPr/>
-        <w:t xml:space="preserve"> </w:t>
+        <w:t>I declare that this assignment submission represents my own work (except for allowed material provided in the course), and that ideas or extracts from other sources are properly acknowledged in the report. I have not allowed anyone to copy my work with the intention of passing it off as their own work.</w:t>
+      </w:r>
+    </w:p>
+    <w:p>
+      <w:pPr>
+        <w:pStyle w:val="Normal"/>
+        <w:rPr/>
+      </w:pPr>
+      <w:r>
+        <w:rPr/>
+        <w:t xml:space="preserve">Name: </w:t>
       </w:r>
       <w:r>
         <w:rPr/>
-        <w:t xml:space="preserve">A brief description of the scene (1 paragraph). </w:t>
+        <w:t>Shawn Neal</w:t>
+      </w:r>
+    </w:p>
+    <w:p>
+      <w:pPr>
+        <w:pStyle w:val="Normal"/>
+        <w:rPr/>
+      </w:pPr>
+      <w:r>
+        <w:rPr/>
+        <w:t xml:space="preserve">Student ID: </w:t>
       </w:r>
       <w:r>
-        <w:rPr>
-          <w:b/>
-          <w:bCs/>
-          <w:color w:themeColor="accent6" w:val="70AD47"/>
-        </w:rPr>
-        <w:t>X</w:t>
+        <w:rPr/>
+        <w:t>18890541</w:t>
+      </w:r>
+    </w:p>
+    <w:p>
+      <w:pPr>
+        <w:pStyle w:val="Normal"/>
+        <w:rPr/>
+      </w:pPr>
+      <w:r>
+        <w:rPr/>
+        <w:t>Date: 30/03/2026</w:t>
       </w:r>
     </w:p>
     <w:p>
@@ -528,96 +661,16 @@
       </w:r>
       <w:r>
         <w:rPr/>
-        <w:t xml:space="preserve">An itemised list of all extra features implemented. </w:t>
-      </w:r>
-      <w:r>
-        <w:rPr>
-          <w:b/>
-          <w:bCs/>
-          <w:color w:themeColor="accent6" w:val="70AD47"/>
-        </w:rPr>
-        <w:t>X</w:t>
-      </w:r>
-    </w:p>
-    <w:p>
-      <w:pPr>
-        <w:pStyle w:val="Normal"/>
-        <w:rPr/>
-      </w:pPr>
-      <w:r>
-        <w:rPr/>
-        <w:t xml:space="preserve">• </w:t>
-      </w:r>
-      <w:r>
-        <w:rPr/>
         <w:t xml:space="preserve">Images of diagrams, sketches used for designing models (e.g. the base curve of a sweep surface). </w:t>
       </w:r>
     </w:p>
     <w:p>
       <w:pPr>
         <w:pStyle w:val="Normal"/>
-        <w:rPr/>
-      </w:pPr>
-      <w:r>
-        <w:rPr/>
-        <w:t xml:space="preserve">• </w:t>
-      </w:r>
-      <w:r>
-        <w:rPr/>
-        <w:t xml:space="preserve">Equations if any, used for designing surfaces and animations. </w:t>
-      </w:r>
-      <w:r>
-        <w:rPr>
-          <w:b/>
-          <w:bCs/>
-          <w:color w:themeColor="accent6" w:val="70AD47"/>
-        </w:rPr>
-        <w:t>X</w:t>
-      </w:r>
-      <w:r>
-        <w:rPr/>
-        <w:t xml:space="preserve"> </w:t>
-      </w:r>
-    </w:p>
-    <w:p>
-      <w:pPr>
-        <w:pStyle w:val="Normal"/>
-        <w:rPr/>
-      </w:pPr>
-      <w:r>
-        <w:rPr/>
-        <w:t xml:space="preserve">• </w:t>
-      </w:r>
-      <w:r>
-        <w:rPr/>
-        <w:t xml:space="preserve">A full list of control functions (keyboard, mouse, special keys) defined for interacting with the scene. </w:t>
-      </w:r>
-      <w:r>
-        <w:rPr>
-          <w:b/>
-          <w:bCs/>
-          <w:color w:themeColor="accent6" w:val="70AD47"/>
-        </w:rPr>
-        <w:t>X</w:t>
-      </w:r>
-    </w:p>
-    <w:p>
-      <w:pPr>
-        <w:pStyle w:val="Normal"/>
-        <w:rPr/>
-      </w:pPr>
-      <w:r>
-        <w:rPr/>
-        <w:t xml:space="preserve">• </w:t>
-      </w:r>
-      <w:r>
-        <w:rPr/>
-        <w:t xml:space="preserve">Build commands or instructions for compiling and running the program on CSSE lab machines. If the program was developed using Visual Studio on a Windows platform, please mention that in your report. </w:t>
-      </w:r>
-    </w:p>
-    <w:p>
-      <w:pPr>
-        <w:pStyle w:val="Normal"/>
+        <w:widowControl/>
+        <w:bidi w:val="0"/>
+        <w:spacing w:lineRule="auto" w:line="276" w:beforeAutospacing="0" w:before="0" w:afterAutospacing="0" w:after="200"/>
+        <w:jc w:val="left"/>
         <w:rPr/>
       </w:pPr>
       <w:r>
@@ -627,40 +680,6 @@
       <w:r>
         <w:rPr/>
         <w:t>References to external sources of textures, models, algorithms, equations etc., used in your work.</w:t>
-      </w:r>
-    </w:p>
-    <w:p>
-      <w:pPr>
-        <w:pStyle w:val="Normal"/>
-        <w:rPr/>
-      </w:pPr>
-      <w:r>
-        <w:rPr/>
-        <w:t xml:space="preserve">• </w:t>
-      </w:r>
-      <w:r>
-        <w:rPr/>
-        <w:t xml:space="preserve">A statement of acknowledgement if you used generative AI (see section 8). </w:t>
-      </w:r>
-    </w:p>
-    <w:p>
-      <w:pPr>
-        <w:pStyle w:val="Normal"/>
-        <w:spacing w:before="0" w:after="200"/>
-        <w:rPr>
-          <w:b w:val="false"/>
-          <w:bCs w:val="false"/>
-          <w:i w:val="false"/>
-          <w:i w:val="false"/>
-        </w:rPr>
-      </w:pPr>
-      <w:r>
-        <w:rPr/>
-        <w:t xml:space="preserve">• </w:t>
-      </w:r>
-      <w:r>
-        <w:rPr/>
-        <w:t>Important! The report must contain the following declaration. Assignment submissions without the declaration will not be accepted. Declaration I declare that this assignment submission represents my own work (except for allowed material provided in the course), and that ideas or extracts from other sources are properly acknowledged in the report. I have not allowed anyone to copy my work with the intention of passing it off as their own work. Name: Student ID: Date:</w:t>
       </w:r>
     </w:p>
     <w:sectPr>
